--- a/Anexos/Diseño/Plantilla de C.U 04.docx
+++ b/Anexos/Diseño/Plantilla de C.U 04.docx
@@ -257,7 +257,7 @@
                 <w:color w:val="1f1f1f"/>
                 <w:rtl w:val="0"/>
               </w:rPr>
-              <w:t xml:space="preserve">Jefe de Salón / Administrador de Local</w:t>
+              <w:t xml:space="preserve">Jefe de Salón / Administrador del Sistema</w:t>
             </w:r>
             <w:r>
               <w:rPr>
@@ -334,7 +334,7 @@
                 <w:color w:val="1f1f1f"/>
                 <w:rtl w:val="0"/>
               </w:rPr>
-              <w:t xml:space="preserve">El usuario genera y descarga un informe técnico y comercial de los quiebres de stock detectados en un rango de fechas.</w:t>
+              <w:t xml:space="preserve">El usuario genera y descarga un informe de disponibilidad en un rango de fechas: % libre por góndola y por repisa, alertas emitidas y su estado.</w:t>
             </w:r>
             <w:r>
               <w:rPr>
@@ -521,7 +521,7 @@
                 <w:color w:val="1f1f1f"/>
                 <w:rtl w:val="0"/>
               </w:rPr>
-              <w:t xml:space="preserve">Selecciona el rango de fechas, pasillo/categoría y el formato deseado (Excel </w:t>
+              <w:t xml:space="preserve">Selecciona el rango de fechas, el pasillo o la góndola y el formato deseado (Excel </w:t>
             </w:r>
             <w:r>
               <w:rPr>
@@ -580,7 +580,7 @@
                 <w:color w:val="1f1f1f"/>
                 <w:rtl w:val="0"/>
               </w:rPr>
-              <w:t xml:space="preserve">El sistema procesa la solicitud y descarga el archivo comprimido/documento en menos de 3 segundos.</w:t>
+              <w:t xml:space="preserve">El sistema genera el documento y lo descarga.</w:t>
             </w:r>
           </w:p>
         </w:tc>
@@ -725,8 +725,17 @@
             </w:pPr>
             <w:r>
               <w:rPr>
-                <w:rtl w:val="0"/>
-              </w:rPr>
+                <w:b w:val="1"/>
+                <w:bCs w:val="1"/>
+                <w:rtl w:val="0"/>
+              </w:rPr>
+              <w:t xml:space="preserve">Excepción 4a (Sin registros)</w:t>
+            </w:r>
+            <w:r>
+              <w:rPr>
+                <w:rtl w:val="0"/>
+              </w:rPr>
+              <w:t xml:space="preserve">: Si no hay análisis en el período seleccionado, el sistema lo informa y no genera un archivo vacío.</w:t>
             </w:r>
           </w:p>
         </w:tc>

--- a/Anexos/Diseño/Plantilla de C.U 04.docx
+++ b/Anexos/Diseño/Plantilla de C.U 04.docx
@@ -334,7 +334,7 @@
                 <w:color w:val="1f1f1f"/>
                 <w:rtl w:val="0"/>
               </w:rPr>
-              <w:t xml:space="preserve">El usuario genera y descarga un informe de disponibilidad en un rango de fechas: % libre por góndola y por repisa, alertas emitidas y su estado.</w:t>
+              <w:t xml:space="preserve">El usuario genera y descarga un informe de disponibilidad en un rango de fechas: % libre por góndola, alertas emitidas y su estado.</w:t>
             </w:r>
             <w:r>
               <w:rPr>
